--- a/doc/consultancy/monday-session/reading-edition/HexaStock-Consulting-Guide-Large-Print.docx
+++ b/doc/consultancy/monday-session/reading-edition/HexaStock-Consulting-Guide-Large-Print.docx
@@ -6958,7 +6958,7 @@
       <w:r>
         <w:drawing>
           <wp:inline>
-            <wp:extent cx="5334000" cy="2573655"/>
+            <wp:extent cx="5334000" cy="2597784"/>
             <wp:effectExtent b="0" l="0" r="0" t="0"/>
             <wp:docPr descr="Watchlists / Market Sentinel sequence" title="" id="62" name="Picture"/>
             <a:graphic>
@@ -6979,7 +6979,7 @@
                   <pic:spPr bwMode="auto">
                     <a:xfrm>
                       <a:off x="0" y="0"/>
-                      <a:ext cx="5334000" cy="2573655"/>
+                      <a:ext cx="5334000" cy="2597784"/>
                     </a:xfrm>
                     <a:prstGeom prst="rect">
                       <a:avLst/>
@@ -7023,19 +7023,102 @@
         </w:numPr>
       </w:pPr>
       <w:r>
-        <w:t xml:space="preserve">A scheduler (or the integration test) calls</w:t>
-      </w:r>
-      <w:r>
-        <w:t xml:space="preserve"> </w:t>
-      </w:r>
-      <w:r>
-        <w:rPr>
-          <w:rStyle w:val="VerbatimChar"/>
-        </w:rPr>
-        <w:t xml:space="preserve">MarketSentinelService.detectBuySignals()</w:t>
-      </w:r>
-      <w:r>
-        <w:t xml:space="preserve">.</w:t>
+        <w:t xml:space="preserve">A driving adapter – the</w:t>
+      </w:r>
+      <w:r>
+        <w:t xml:space="preserve"> </w:t>
+      </w:r>
+      <w:r>
+        <w:rPr>
+          <w:rStyle w:val="VerbatimChar"/>
+        </w:rPr>
+        <w:t xml:space="preserve">MarketSentinelScheduler</w:t>
+      </w:r>
+      <w:r>
+        <w:t xml:space="preserve"> </w:t>
+      </w:r>
+      <w:r>
+        <w:t xml:space="preserve">(</w:t>
+      </w:r>
+      <w:r>
+        <w:rPr>
+          <w:rStyle w:val="VerbatimChar"/>
+        </w:rPr>
+        <w:t xml:space="preserve">@Scheduled</w:t>
+      </w:r>
+      <w:r>
+        <w:t xml:space="preserve">) or an</w:t>
+      </w:r>
+      <w:r>
+        <w:t xml:space="preserve"> </w:t>
+      </w:r>
+      <w:r>
+        <w:t xml:space="preserve">integration test – calls the</w:t>
+      </w:r>
+      <w:r>
+        <w:t xml:space="preserve"> </w:t>
+      </w:r>
+      <w:r>
+        <w:rPr>
+          <w:b/>
+          <w:bCs/>
+        </w:rPr>
+        <w:t xml:space="preserve">inbound port</w:t>
+      </w:r>
+      <w:r>
+        <w:t xml:space="preserve"> </w:t>
+      </w:r>
+      <w:r>
+        <w:rPr>
+          <w:rStyle w:val="VerbatimChar"/>
+        </w:rPr>
+        <w:t xml:space="preserve">MarketSentinelUseCase.detectBuySignals()</w:t>
+      </w:r>
+      <w:r>
+        <w:t xml:space="preserve">. The scheduler does</w:t>
+      </w:r>
+      <w:r>
+        <w:t xml:space="preserve"> </w:t>
+      </w:r>
+      <w:r>
+        <w:rPr>
+          <w:b/>
+          <w:bCs/>
+        </w:rPr>
+        <w:t xml:space="preserve">not</w:t>
+      </w:r>
+      <w:r>
+        <w:t xml:space="preserve"> </w:t>
+      </w:r>
+      <w:r>
+        <w:t xml:space="preserve">know</w:t>
+      </w:r>
+      <w:r>
+        <w:t xml:space="preserve"> </w:t>
+      </w:r>
+      <w:r>
+        <w:rPr>
+          <w:rStyle w:val="VerbatimChar"/>
+        </w:rPr>
+        <w:t xml:space="preserve">MarketSentinelService</w:t>
+      </w:r>
+      <w:r>
+        <w:t xml:space="preserve"> </w:t>
+      </w:r>
+      <w:r>
+        <w:t xml:space="preserve">exists; that is the whole point of</w:t>
+      </w:r>
+      <w:r>
+        <w:t xml:space="preserve"> </w:t>
+      </w:r>
+      <w:r>
+        <w:t xml:space="preserve">hexagonal – every entry point (REST, scheduler, test) goes through a</w:t>
+      </w:r>
+      <w:r>
+        <w:t xml:space="preserve"> </w:t>
+      </w:r>
+      <w:r>
+        <w:t xml:space="preserve">port, and the port is implemented by the application service.</w:t>
       </w:r>
     </w:p>
     <w:p>
@@ -7047,7 +7130,7 @@
         </w:numPr>
       </w:pPr>
       <w:r>
-        <w:t xml:space="preserve">The service reads, on a CQRS-style</w:t>
+        <w:t xml:space="preserve">The service implementation reads, on a CQRS-style</w:t>
       </w:r>
       <w:r>
         <w:t xml:space="preserve"> </w:t>

--- a/doc/consultancy/monday-session/reading-edition/HexaStock-Consulting-Guide-Large-Print.docx
+++ b/doc/consultancy/monday-session/reading-edition/HexaStock-Consulting-Guide-Large-Print.docx
@@ -656,7 +656,7 @@
               <w:pStyle w:val="Compact"/>
             </w:pPr>
             <w:r>
-              <w:t xml:space="preserve">11 PlantUML sources for this folder, each rendered to PNG and SVG under</w:t>
+              <w:t xml:space="preserve">12 PlantUML sources for this folder, each rendered to PNG and SVG under</w:t>
             </w:r>
             <w:r>
               <w:t xml:space="preserve"> </w:t>
@@ -1351,6 +1351,41 @@
             </w:pPr>
             <w:r>
               <w:t xml:space="preserve">11-current-vs-future-events.puml</w:t>
+            </w:r>
+          </w:p>
+        </w:tc>
+        <w:tc>
+          <w:tcPr/>
+          <w:p>
+            <w:pPr>
+              <w:pStyle w:val="Compact"/>
+            </w:pPr>
+            <w:r>
+              <w:t xml:space="preserve">PNG · SVG</w:t>
+            </w:r>
+          </w:p>
+        </w:tc>
+      </w:tr>
+      <w:tr>
+        <w:tc>
+          <w:tcPr/>
+          <w:p>
+            <w:pPr>
+              <w:pStyle w:val="Compact"/>
+            </w:pPr>
+            <w:r>
+              <w:t xml:space="preserve">12</w:t>
+            </w:r>
+          </w:p>
+        </w:tc>
+        <w:tc>
+          <w:tcPr/>
+          <w:p>
+            <w:pPr>
+              <w:pStyle w:val="Compact"/>
+            </w:pPr>
+            <w:r>
+              <w:t xml:space="preserve">12-watchlist-rest-sequence.puml</w:t>
             </w:r>
           </w:p>
         </w:tc>
@@ -6554,7 +6589,7 @@
     <w:bookmarkEnd w:id="51"/>
     <w:bookmarkEnd w:id="52"/>
     <w:bookmarkEnd w:id="53"/>
-    <w:bookmarkStart w:id="77" w:name="X6944e20a82e9f358922bca33515148ae92c391a"/>
+    <w:bookmarkStart w:id="80" w:name="X6944e20a82e9f358922bca33515148ae92c391a"/>
     <w:p>
       <w:pPr>
         <w:pStyle w:val="Heading1"/>
@@ -6942,7 +6977,7 @@
       </w:r>
     </w:p>
     <w:bookmarkEnd w:id="60"/>
-    <w:bookmarkStart w:id="64" w:name="end-to-end-sequence"/>
+    <w:bookmarkStart w:id="67" w:name="end-to-end-sequence"/>
     <w:p>
       <w:pPr>
         <w:pStyle w:val="Heading2"/>
@@ -7011,6 +7046,156 @@
         <w:pStyle w:val="BodyText"/>
       </w:pPr>
       <w:r>
+        <w:t xml:space="preserve">The same hexagonal entry-point rule applies to the synchronous REST side.</w:t>
+      </w:r>
+      <w:r>
+        <w:t xml:space="preserve"> </w:t>
+      </w:r>
+      <w:r>
+        <w:t xml:space="preserve">Diagram 12 shows a representative command (</w:t>
+      </w:r>
+      <w:r>
+        <w:rPr>
+          <w:rStyle w:val="VerbatimChar"/>
+        </w:rPr>
+        <w:t xml:space="preserve">POST /api/watchlists/{id}/alerts</w:t>
+      </w:r>
+      <w:r>
+        <w:t xml:space="preserve">)</w:t>
+      </w:r>
+      <w:r>
+        <w:t xml:space="preserve"> </w:t>
+      </w:r>
+      <w:r>
+        <w:t xml:space="preserve">flowing through the</w:t>
+      </w:r>
+      <w:r>
+        <w:t xml:space="preserve"> </w:t>
+      </w:r>
+      <w:r>
+        <w:rPr>
+          <w:b/>
+          <w:bCs/>
+        </w:rPr>
+        <w:t xml:space="preserve">same kind of inbound port</w:t>
+      </w:r>
+      <w:r>
+        <w:t xml:space="preserve"> </w:t>
+      </w:r>
+      <w:r>
+        <w:t xml:space="preserve">the scheduler uses:</w:t>
+      </w:r>
+    </w:p>
+    <w:p>
+      <w:pPr>
+        <w:pStyle w:val="CaptionedFigure"/>
+      </w:pPr>
+      <w:r>
+        <w:drawing>
+          <wp:inline>
+            <wp:extent cx="5334000" cy="5640596"/>
+            <wp:effectExtent b="0" l="0" r="0" t="0"/>
+            <wp:docPr descr="Watchlists REST command sequence" title="" id="65" name="Picture"/>
+            <a:graphic>
+              <a:graphicData uri="http://schemas.openxmlformats.org/drawingml/2006/picture">
+                <pic:pic>
+                  <pic:nvPicPr>
+                    <pic:cNvPr descr="/data/doc/consultancy/monday-session/diagrams/Rendered/12-watchlist-rest-sequence.png" id="66" name="Picture"/>
+                    <pic:cNvPicPr>
+                      <a:picLocks noChangeArrowheads="1" noChangeAspect="1"/>
+                    </pic:cNvPicPr>
+                  </pic:nvPicPr>
+                  <pic:blipFill>
+                    <a:blip r:embed="rId64"/>
+                    <a:stretch>
+                      <a:fillRect/>
+                    </a:stretch>
+                  </pic:blipFill>
+                  <pic:spPr bwMode="auto">
+                    <a:xfrm>
+                      <a:off x="0" y="0"/>
+                      <a:ext cx="5334000" cy="5640596"/>
+                    </a:xfrm>
+                    <a:prstGeom prst="rect">
+                      <a:avLst/>
+                    </a:prstGeom>
+                    <a:noFill/>
+                    <a:ln w="9525">
+                      <a:noFill/>
+                      <a:headEnd/>
+                      <a:tailEnd/>
+                    </a:ln>
+                  </pic:spPr>
+                </pic:pic>
+              </a:graphicData>
+            </a:graphic>
+          </wp:inline>
+        </w:drawing>
+      </w:r>
+    </w:p>
+    <w:p>
+      <w:pPr>
+        <w:pStyle w:val="ImageCaption"/>
+      </w:pPr>
+      <w:r>
+        <w:t xml:space="preserve">Watchlists REST command sequence</w:t>
+      </w:r>
+    </w:p>
+    <w:p>
+      <w:pPr>
+        <w:pStyle w:val="BodyText"/>
+      </w:pPr>
+      <w:r>
+        <w:t xml:space="preserve">Both pictures share a single rule: every driving adapter (REST controller,</w:t>
+      </w:r>
+      <w:r>
+        <w:t xml:space="preserve"> </w:t>
+      </w:r>
+      <w:r>
+        <w:rPr>
+          <w:rStyle w:val="VerbatimChar"/>
+        </w:rPr>
+        <w:t xml:space="preserve">@Scheduled</w:t>
+      </w:r>
+      <w:r>
+        <w:t xml:space="preserve"> </w:t>
+      </w:r>
+      <w:r>
+        <w:t xml:space="preserve">job, Telegram bot, integration test) talks to a</w:t>
+      </w:r>
+      <w:r>
+        <w:t xml:space="preserve"> </w:t>
+      </w:r>
+      <w:r>
+        <w:rPr>
+          <w:rStyle w:val="VerbatimChar"/>
+        </w:rPr>
+        <w:t xml:space="preserve">*UseCase</w:t>
+      </w:r>
+      <w:r>
+        <w:t xml:space="preserve"> </w:t>
+      </w:r>
+      <w:r>
+        <w:t xml:space="preserve">inbound port; the application service implements the port; the service in</w:t>
+      </w:r>
+      <w:r>
+        <w:t xml:space="preserve"> </w:t>
+      </w:r>
+      <w:r>
+        <w:t xml:space="preserve">turn talks to the domain aggregate and to outbound ports. The two diagrams</w:t>
+      </w:r>
+      <w:r>
+        <w:t xml:space="preserve"> </w:t>
+      </w:r>
+      <w:r>
+        <w:t xml:space="preserve">are deliberately drawn with the same vocabulary so the symmetry is visible.</w:t>
+      </w:r>
+    </w:p>
+    <w:p>
+      <w:pPr>
+        <w:pStyle w:val="BodyText"/>
+      </w:pPr>
+      <w:r>
         <w:t xml:space="preserve">The flow is short enough to walk verbally during the demo:</w:t>
       </w:r>
     </w:p>
@@ -7314,8 +7499,8 @@
         </w:pict>
       </w:r>
     </w:p>
-    <w:bookmarkEnd w:id="64"/>
-    <w:bookmarkStart w:id="65" w:name="X21656f35c9427738d3f4c0e683b87bd364c52bf"/>
+    <w:bookmarkEnd w:id="67"/>
+    <w:bookmarkStart w:id="68" w:name="X21656f35c9427738d3f4c0e683b87bd364c52bf"/>
     <w:p>
       <w:pPr>
         <w:pStyle w:val="Heading2"/>
@@ -8105,8 +8290,8 @@
         </w:pict>
       </w:r>
     </w:p>
-    <w:bookmarkEnd w:id="65"/>
-    <w:bookmarkStart w:id="69" w:name="X84358d8d3479ca305930860484a2e948c28b537"/>
+    <w:bookmarkEnd w:id="68"/>
+    <w:bookmarkStart w:id="72" w:name="X84358d8d3479ca305930860484a2e948c28b537"/>
     <w:p>
       <w:pPr>
         <w:pStyle w:val="Heading2"/>
@@ -8124,18 +8309,18 @@
           <wp:inline>
             <wp:extent cx="5334000" cy="6270030"/>
             <wp:effectExtent b="0" l="0" r="0" t="0"/>
-            <wp:docPr descr="Component view" title="" id="67" name="Picture"/>
+            <wp:docPr descr="Component view" title="" id="70" name="Picture"/>
             <a:graphic>
               <a:graphicData uri="http://schemas.openxmlformats.org/drawingml/2006/picture">
                 <pic:pic>
                   <pic:nvPicPr>
-                    <pic:cNvPr descr="/data/doc/consultancy/monday-session/diagrams/Rendered/08-watchlist-event-flow.png" id="68" name="Picture"/>
+                    <pic:cNvPr descr="/data/doc/consultancy/monday-session/diagrams/Rendered/08-watchlist-event-flow.png" id="71" name="Picture"/>
                     <pic:cNvPicPr>
                       <a:picLocks noChangeArrowheads="1" noChangeAspect="1"/>
                     </pic:cNvPicPr>
                   </pic:nvPicPr>
                   <pic:blipFill>
-                    <a:blip r:embed="rId66"/>
+                    <a:blip r:embed="rId69"/>
                     <a:stretch>
                       <a:fillRect/>
                     </a:stretch>
@@ -8493,8 +8678,8 @@
         </w:pict>
       </w:r>
     </w:p>
-    <w:bookmarkEnd w:id="69"/>
-    <w:bookmarkStart w:id="70" w:name="X344264c45f0de8910b7ec09e9f15390601fddc8"/>
+    <w:bookmarkEnd w:id="72"/>
+    <w:bookmarkStart w:id="73" w:name="X344264c45f0de8910b7ec09e9f15390601fddc8"/>
     <w:p>
       <w:pPr>
         <w:pStyle w:val="Heading2"/>
@@ -8872,8 +9057,8 @@
         </w:pict>
       </w:r>
     </w:p>
-    <w:bookmarkEnd w:id="70"/>
-    <w:bookmarkStart w:id="74" w:name="X5ee8d0ce85e7ec13e1a6839170562badc7a51ad"/>
+    <w:bookmarkEnd w:id="73"/>
+    <w:bookmarkStart w:id="77" w:name="X5ee8d0ce85e7ec13e1a6839170562badc7a51ad"/>
     <w:p>
       <w:pPr>
         <w:pStyle w:val="Heading2"/>
@@ -8891,18 +9076,18 @@
           <wp:inline>
             <wp:extent cx="5334000" cy="1756810"/>
             <wp:effectExtent b="0" l="0" r="0" t="0"/>
-            <wp:docPr descr="Notification dispatch flow" title="" id="72" name="Picture"/>
+            <wp:docPr descr="Notification dispatch flow" title="" id="75" name="Picture"/>
             <a:graphic>
               <a:graphicData uri="http://schemas.openxmlformats.org/drawingml/2006/picture">
                 <pic:pic>
                   <pic:nvPicPr>
-                    <pic:cNvPr descr="/data/doc/consultancy/monday-session/diagrams/Rendered/09-notification-flow.png" id="73" name="Picture"/>
+                    <pic:cNvPr descr="/data/doc/consultancy/monday-session/diagrams/Rendered/09-notification-flow.png" id="76" name="Picture"/>
                     <pic:cNvPicPr>
                       <a:picLocks noChangeArrowheads="1" noChangeAspect="1"/>
                     </pic:cNvPicPr>
                   </pic:nvPicPr>
                   <pic:blipFill>
-                    <a:blip r:embed="rId71"/>
+                    <a:blip r:embed="rId74"/>
                     <a:stretch>
                       <a:fillRect/>
                     </a:stretch>
@@ -9284,8 +9469,8 @@
         </w:pict>
       </w:r>
     </w:p>
-    <w:bookmarkEnd w:id="74"/>
-    <w:bookmarkStart w:id="75" w:name="why-this-is-a-perfect-teaching-example"/>
+    <w:bookmarkEnd w:id="77"/>
+    <w:bookmarkStart w:id="78" w:name="why-this-is-a-perfect-teaching-example"/>
     <w:p>
       <w:pPr>
         <w:pStyle w:val="Heading2"/>
@@ -9726,8 +9911,8 @@
         </w:pict>
       </w:r>
     </w:p>
-    <w:bookmarkEnd w:id="75"/>
-    <w:bookmarkStart w:id="76" w:name="caveats-and-honest-limitations"/>
+    <w:bookmarkEnd w:id="78"/>
+    <w:bookmarkStart w:id="79" w:name="caveats-and-honest-limitations"/>
     <w:p>
       <w:pPr>
         <w:pStyle w:val="Heading2"/>
@@ -9981,9 +10166,9 @@
         <w:t xml:space="preserve">in the event instead, eliminating that dependency.</w:t>
       </w:r>
     </w:p>
-    <w:bookmarkEnd w:id="76"/>
-    <w:bookmarkEnd w:id="77"/>
-    <w:bookmarkStart w:id="87" w:name="Xa21babbc96dc71679a37ebdbc034fd2bba18418"/>
+    <w:bookmarkEnd w:id="79"/>
+    <w:bookmarkEnd w:id="80"/>
+    <w:bookmarkStart w:id="90" w:name="Xa21babbc96dc71679a37ebdbc034fd2bba18418"/>
     <w:p>
       <w:pPr>
         <w:pStyle w:val="Heading1"/>
@@ -10109,18 +10294,18 @@
           <wp:inline>
             <wp:extent cx="5334000" cy="672297"/>
             <wp:effectExtent b="0" l="0" r="0" t="0"/>
-            <wp:docPr descr="Layout alternatives at a glance" title="" id="79" name="Picture"/>
+            <wp:docPr descr="Layout alternatives at a glance" title="" id="82" name="Picture"/>
             <a:graphic>
               <a:graphicData uri="http://schemas.openxmlformats.org/drawingml/2006/picture">
                 <pic:pic>
                   <pic:nvPicPr>
-                    <pic:cNvPr descr="/data/doc/consultancy/monday-session/diagrams/Rendered/10-layout-alternatives.png" id="80" name="Picture"/>
+                    <pic:cNvPr descr="/data/doc/consultancy/monday-session/diagrams/Rendered/10-layout-alternatives.png" id="83" name="Picture"/>
                     <pic:cNvPicPr>
                       <a:picLocks noChangeArrowheads="1" noChangeAspect="1"/>
                     </pic:cNvPicPr>
                   </pic:nvPicPr>
                   <pic:blipFill>
-                    <a:blip r:embed="rId78"/>
+                    <a:blip r:embed="rId81"/>
                     <a:stretch>
                       <a:fillRect/>
                     </a:stretch>
@@ -10162,7 +10347,7 @@
         </w:pict>
       </w:r>
     </w:p>
-    <w:bookmarkStart w:id="81" w:name="a.-layered-single-maven-module"/>
+    <w:bookmarkStart w:id="84" w:name="a.-layered-single-maven-module"/>
     <w:p>
       <w:pPr>
         <w:pStyle w:val="Heading2"/>
@@ -10498,8 +10683,8 @@
         </w:pict>
       </w:r>
     </w:p>
-    <w:bookmarkEnd w:id="81"/>
-    <w:bookmarkStart w:id="82" w:name="X9cdbb7a58f9079853e08f5db39ef50b16009d4e"/>
+    <w:bookmarkEnd w:id="84"/>
+    <w:bookmarkStart w:id="85" w:name="X9cdbb7a58f9079853e08f5db39ef50b16009d4e"/>
     <w:p>
       <w:pPr>
         <w:pStyle w:val="Heading2"/>
@@ -10926,8 +11111,8 @@
         </w:pict>
       </w:r>
     </w:p>
-    <w:bookmarkEnd w:id="82"/>
-    <w:bookmarkStart w:id="83" w:name="X3cfa096552ece3bc00f4a8f6789c9bf4e35320c"/>
+    <w:bookmarkEnd w:id="85"/>
+    <w:bookmarkStart w:id="86" w:name="X3cfa096552ece3bc00f4a8f6789c9bf4e35320c"/>
     <w:p>
       <w:pPr>
         <w:pStyle w:val="Heading2"/>
@@ -11335,8 +11520,8 @@
         </w:pict>
       </w:r>
     </w:p>
-    <w:bookmarkEnd w:id="83"/>
-    <w:bookmarkStart w:id="84" w:name="X9a4fdf79a77b52ac62035cddb4dac6cf6ab5ede"/>
+    <w:bookmarkEnd w:id="86"/>
+    <w:bookmarkStart w:id="87" w:name="X9a4fdf79a77b52ac62035cddb4dac6cf6ab5ede"/>
     <w:p>
       <w:pPr>
         <w:pStyle w:val="Heading2"/>
@@ -11586,8 +11771,8 @@
         </w:pict>
       </w:r>
     </w:p>
-    <w:bookmarkEnd w:id="84"/>
-    <w:bookmarkStart w:id="85" w:name="X264a9980dfeea18596b2c233b63b0ea60aca9b0"/>
+    <w:bookmarkEnd w:id="87"/>
+    <w:bookmarkStart w:id="88" w:name="X264a9980dfeea18596b2c233b63b0ea60aca9b0"/>
     <w:p>
       <w:pPr>
         <w:pStyle w:val="Heading2"/>
@@ -12216,8 +12401,8 @@
         </w:pict>
       </w:r>
     </w:p>
-    <w:bookmarkEnd w:id="85"/>
-    <w:bookmarkStart w:id="86" w:name="X146088db9be0a8ac2cc32c4302d6cf9b11d8fc9"/>
+    <w:bookmarkEnd w:id="88"/>
+    <w:bookmarkStart w:id="89" w:name="X146088db9be0a8ac2cc32c4302d6cf9b11d8fc9"/>
     <w:p>
       <w:pPr>
         <w:pStyle w:val="Heading2"/>
@@ -12580,9 +12765,9 @@
         <w:t xml:space="preserve">more than one engineer.</w:t>
       </w:r>
     </w:p>
-    <w:bookmarkEnd w:id="86"/>
-    <w:bookmarkEnd w:id="87"/>
-    <w:bookmarkStart w:id="98" w:name="Xe5a7a283d5f5602fdc064ee733a79e2e6555cfb"/>
+    <w:bookmarkEnd w:id="89"/>
+    <w:bookmarkEnd w:id="90"/>
+    <w:bookmarkStart w:id="101" w:name="Xe5a7a283d5f5602fdc064ee733a79e2e6555cfb"/>
     <w:p>
       <w:pPr>
         <w:pStyle w:val="Heading1"/>
@@ -12687,18 +12872,18 @@
           <wp:inline>
             <wp:extent cx="5334000" cy="2876675"/>
             <wp:effectExtent b="0" l="0" r="0" t="0"/>
-            <wp:docPr descr="Current vs future event topologies" title="" id="89" name="Picture"/>
+            <wp:docPr descr="Current vs future event topologies" title="" id="92" name="Picture"/>
             <a:graphic>
               <a:graphicData uri="http://schemas.openxmlformats.org/drawingml/2006/picture">
                 <pic:pic>
                   <pic:nvPicPr>
-                    <pic:cNvPr descr="/data/doc/consultancy/monday-session/diagrams/Rendered/11-current-vs-future-events.png" id="90" name="Picture"/>
+                    <pic:cNvPr descr="/data/doc/consultancy/monday-session/diagrams/Rendered/11-current-vs-future-events.png" id="93" name="Picture"/>
                     <pic:cNvPicPr>
                       <a:picLocks noChangeArrowheads="1" noChangeAspect="1"/>
                     </pic:cNvPicPr>
                   </pic:nvPicPr>
                   <pic:blipFill>
-                    <a:blip r:embed="rId88"/>
+                    <a:blip r:embed="rId91"/>
                     <a:stretch>
                       <a:fillRect/>
                     </a:stretch>
@@ -12740,7 +12925,7 @@
         </w:pict>
       </w:r>
     </w:p>
-    <w:bookmarkStart w:id="91" w:name="Xa3ec8740f7178cbe80a3ec5a218e5828441794a"/>
+    <w:bookmarkStart w:id="94" w:name="Xa3ec8740f7178cbe80a3ec5a218e5828441794a"/>
     <w:p>
       <w:pPr>
         <w:pStyle w:val="Heading2"/>
@@ -13198,8 +13383,8 @@
         </w:pict>
       </w:r>
     </w:p>
-    <w:bookmarkEnd w:id="91"/>
-    <w:bookmarkStart w:id="93" w:name="X5c628b00ee3b3ee9982d210146d33b48f988d8f"/>
+    <w:bookmarkEnd w:id="94"/>
+    <w:bookmarkStart w:id="96" w:name="X5c628b00ee3b3ee9982d210146d33b48f988d8f"/>
     <w:p>
       <w:pPr>
         <w:pStyle w:val="Heading2"/>
@@ -13218,7 +13403,7 @@
       <w:r>
         <w:t xml:space="preserve"> </w:t>
       </w:r>
-      <w:hyperlink r:id="rId92">
+      <w:hyperlink r:id="rId95">
         <w:r>
           <w:rPr>
             <w:rStyle w:val="VerbatimChar"/>
@@ -13599,8 +13784,8 @@
         </w:pict>
       </w:r>
     </w:p>
-    <w:bookmarkEnd w:id="93"/>
-    <w:bookmarkStart w:id="94" w:name="Xd8d7d63887ea3a8aca23cb142243e56eedad3e9"/>
+    <w:bookmarkEnd w:id="96"/>
+    <w:bookmarkStart w:id="97" w:name="Xd8d7d63887ea3a8aca23cb142243e56eedad3e9"/>
     <w:p>
       <w:pPr>
         <w:pStyle w:val="Heading2"/>
@@ -14083,8 +14268,8 @@
         </w:pict>
       </w:r>
     </w:p>
-    <w:bookmarkEnd w:id="94"/>
-    <w:bookmarkStart w:id="95" w:name="Xe9f447878ba4c20c4819a4bbdc3807fef235e11"/>
+    <w:bookmarkEnd w:id="97"/>
+    <w:bookmarkStart w:id="98" w:name="Xe9f447878ba4c20c4819a4bbdc3807fef235e11"/>
     <w:p>
       <w:pPr>
         <w:pStyle w:val="Heading2"/>
@@ -14395,8 +14580,8 @@
         </w:pict>
       </w:r>
     </w:p>
-    <w:bookmarkEnd w:id="95"/>
-    <w:bookmarkStart w:id="96" w:name="X923d8bcc28132e9b1d8b12ef28d6cfd737b706d"/>
+    <w:bookmarkEnd w:id="98"/>
+    <w:bookmarkStart w:id="99" w:name="X923d8bcc28132e9b1d8b12ef28d6cfd737b706d"/>
     <w:p>
       <w:pPr>
         <w:pStyle w:val="Heading2"/>
@@ -14698,8 +14883,8 @@
         </w:pict>
       </w:r>
     </w:p>
-    <w:bookmarkEnd w:id="96"/>
-    <w:bookmarkStart w:id="97" w:name="where-this-leaves-the-consultancy-thesis"/>
+    <w:bookmarkEnd w:id="99"/>
+    <w:bookmarkStart w:id="100" w:name="where-this-leaves-the-consultancy-thesis"/>
     <w:p>
       <w:pPr>
         <w:pStyle w:val="Heading2"/>
@@ -14770,9 +14955,9 @@
         <w:t xml:space="preserve">evidence that backs it.</w:t>
       </w:r>
     </w:p>
-    <w:bookmarkEnd w:id="97"/>
-    <w:bookmarkEnd w:id="98"/>
-    <w:bookmarkStart w:id="141" w:name="Xb8ec3c0f2cb3b86535d1625cf4bff6c335e737a"/>
+    <w:bookmarkEnd w:id="100"/>
+    <w:bookmarkEnd w:id="101"/>
+    <w:bookmarkStart w:id="144" w:name="Xb8ec3c0f2cb3b86535d1625cf4bff6c335e737a"/>
     <w:p>
       <w:pPr>
         <w:pStyle w:val="Heading1"/>
@@ -14874,7 +15059,7 @@
         </w:pict>
       </w:r>
     </w:p>
-    <w:bookmarkStart w:id="108" w:name="at-a-glance"/>
+    <w:bookmarkStart w:id="111" w:name="at-a-glance"/>
     <w:p>
       <w:pPr>
         <w:pStyle w:val="Heading2"/>
@@ -14954,18 +15139,18 @@
                 <wp:inline>
                   <wp:extent cx="5334000" cy="3120331"/>
                   <wp:effectExtent b="0" l="0" r="0" t="0"/>
-                  <wp:docPr descr="Conceptual diagram" title="" id="100" name="Picture"/>
+                  <wp:docPr descr="Conceptual diagram" title="" id="103" name="Picture"/>
                   <a:graphic>
                     <a:graphicData uri="http://schemas.openxmlformats.org/drawingml/2006/picture">
                       <pic:pic>
                         <pic:nvPicPr>
-                          <pic:cNvPr descr="/data/doc/tutorial/sellStocks/diagrams/Rendered/sell-events-conceptual.png" id="101" name="Picture"/>
+                          <pic:cNvPr descr="/data/doc/tutorial/sellStocks/diagrams/Rendered/sell-events-conceptual.png" id="104" name="Picture"/>
                           <pic:cNvPicPr>
                             <a:picLocks noChangeArrowheads="1" noChangeAspect="1"/>
                           </pic:cNvPicPr>
                         </pic:nvPicPr>
                         <pic:blipFill>
-                          <a:blip r:embed="rId99"/>
+                          <a:blip r:embed="rId102"/>
                           <a:stretch>
                             <a:fillRect/>
                           </a:stretch>
@@ -15027,18 +15212,18 @@
                 <wp:inline>
                   <wp:extent cx="5334000" cy="3520861"/>
                   <wp:effectExtent b="0" l="0" r="0" t="0"/>
-                  <wp:docPr descr="Current sell flow" title="" id="103" name="Picture"/>
+                  <wp:docPr descr="Current sell flow" title="" id="106" name="Picture"/>
                   <a:graphic>
                     <a:graphicData uri="http://schemas.openxmlformats.org/drawingml/2006/picture">
                       <pic:pic>
                         <pic:nvPicPr>
-                          <pic:cNvPr descr="/data/doc/tutorial/sellStocks/diagrams/Rendered/sell-events-current.png" id="104" name="Picture"/>
+                          <pic:cNvPr descr="/data/doc/tutorial/sellStocks/diagrams/Rendered/sell-events-current.png" id="107" name="Picture"/>
                           <pic:cNvPicPr>
                             <a:picLocks noChangeArrowheads="1" noChangeAspect="1"/>
                           </pic:cNvPicPr>
                         </pic:nvPicPr>
                         <pic:blipFill>
-                          <a:blip r:embed="rId102"/>
+                          <a:blip r:embed="rId105"/>
                           <a:stretch>
                             <a:fillRect/>
                           </a:stretch>
@@ -15100,18 +15285,18 @@
                 <wp:inline>
                   <wp:extent cx="5334000" cy="2323722"/>
                   <wp:effectExtent b="0" l="0" r="0" t="0"/>
-                  <wp:docPr descr="Target sell flow" title="" id="106" name="Picture"/>
+                  <wp:docPr descr="Target sell flow" title="" id="109" name="Picture"/>
                   <a:graphic>
                     <a:graphicData uri="http://schemas.openxmlformats.org/drawingml/2006/picture">
                       <pic:pic>
                         <pic:nvPicPr>
-                          <pic:cNvPr descr="/data/doc/tutorial/sellStocks/diagrams/Rendered/sell-events-target.png" id="107" name="Picture"/>
+                          <pic:cNvPr descr="/data/doc/tutorial/sellStocks/diagrams/Rendered/sell-events-target.png" id="110" name="Picture"/>
                           <pic:cNvPicPr>
                             <a:picLocks noChangeArrowheads="1" noChangeAspect="1"/>
                           </pic:cNvPicPr>
                         </pic:nvPicPr>
                         <pic:blipFill>
-                          <a:blip r:embed="rId105"/>
+                          <a:blip r:embed="rId108"/>
                           <a:stretch>
                             <a:fillRect/>
                           </a:stretch>
@@ -15156,8 +15341,8 @@
         </w:pict>
       </w:r>
     </w:p>
-    <w:bookmarkEnd w:id="108"/>
-    <w:bookmarkStart w:id="110" w:name="why-this-exercise-exists"/>
+    <w:bookmarkEnd w:id="111"/>
+    <w:bookmarkStart w:id="113" w:name="why-this-exercise-exists"/>
     <w:p>
       <w:pPr>
         <w:pStyle w:val="Heading2"/>
@@ -15266,7 +15451,7 @@
       <w:r>
         <w:t xml:space="preserve"> </w:t>
       </w:r>
-      <w:hyperlink r:id="rId109">
+      <w:hyperlink r:id="rId112">
         <w:r>
           <w:rPr>
             <w:rStyle w:val="Hyperlink"/>
@@ -15372,8 +15557,8 @@
         </w:pict>
       </w:r>
     </w:p>
-    <w:bookmarkEnd w:id="110"/>
-    <w:bookmarkStart w:id="111" w:name="Xe2680acdefb946f39c6708eda73eaa3a1d3daef"/>
+    <w:bookmarkEnd w:id="113"/>
+    <w:bookmarkStart w:id="114" w:name="Xe2680acdefb946f39c6708eda73eaa3a1d3daef"/>
     <w:p>
       <w:pPr>
         <w:pStyle w:val="Heading2"/>
@@ -16052,8 +16237,8 @@
         </w:pict>
       </w:r>
     </w:p>
-    <w:bookmarkEnd w:id="111"/>
-    <w:bookmarkStart w:id="114" w:name="the-current-sell-stocks-implementation"/>
+    <w:bookmarkEnd w:id="114"/>
+    <w:bookmarkStart w:id="117" w:name="the-current-sell-stocks-implementation"/>
     <w:p>
       <w:pPr>
         <w:pStyle w:val="Heading2"/>
@@ -16088,7 +16273,7 @@
       <w:r>
         <w:t xml:space="preserve"> </w:t>
       </w:r>
-      <w:hyperlink r:id="rId109">
+      <w:hyperlink r:id="rId112">
         <w:r>
           <w:rPr>
             <w:rStyle w:val="Hyperlink"/>
@@ -16979,7 +17164,7 @@
       <w:r>
         <w:t xml:space="preserve"> </w:t>
       </w:r>
-      <w:hyperlink r:id="rId112">
+      <w:hyperlink r:id="rId115">
         <w:r>
           <w:rPr>
             <w:rStyle w:val="Hyperlink"/>
@@ -16996,7 +17181,7 @@
       <w:r>
         <w:t xml:space="preserve"> </w:t>
       </w:r>
-      <w:hyperlink r:id="rId113">
+      <w:hyperlink r:id="rId116">
         <w:r>
           <w:rPr>
             <w:rStyle w:val="Hyperlink"/>
@@ -17058,8 +17243,8 @@
         </w:pict>
       </w:r>
     </w:p>
-    <w:bookmarkEnd w:id="114"/>
-    <w:bookmarkStart w:id="118" w:name="the-architectural-problem"/>
+    <w:bookmarkEnd w:id="117"/>
+    <w:bookmarkStart w:id="121" w:name="the-architectural-problem"/>
     <w:p>
       <w:pPr>
         <w:pStyle w:val="Heading2"/>
@@ -17076,7 +17261,7 @@
         <w:t xml:space="preserve">Three concrete problems flow from the current arrangement.</w:t>
       </w:r>
     </w:p>
-    <w:bookmarkStart w:id="115" w:name="X9a490437cc153006a012b75d4156ca1e6ec83ed"/>
+    <w:bookmarkStart w:id="118" w:name="X9a490437cc153006a012b75d4156ca1e6ec83ed"/>
     <w:p>
       <w:pPr>
         <w:pStyle w:val="Heading3"/>
@@ -17149,8 +17334,8 @@
         <w:t xml:space="preserve">.</w:t>
       </w:r>
     </w:p>
-    <w:bookmarkEnd w:id="115"/>
-    <w:bookmarkStart w:id="116" w:name="X7cf1934de4e2d3e30f4e7f83048c53f46c20c0e"/>
+    <w:bookmarkEnd w:id="118"/>
+    <w:bookmarkStart w:id="119" w:name="X7cf1934de4e2d3e30f4e7f83048c53f46c20c0e"/>
     <w:p>
       <w:pPr>
         <w:pStyle w:val="Heading3"/>
@@ -17182,8 +17367,8 @@
         <w:t xml:space="preserve">path. A failed audit append should not roll back a successful sale; today’s design has no mechanism to express that.</w:t>
       </w:r>
     </w:p>
-    <w:bookmarkEnd w:id="116"/>
-    <w:bookmarkStart w:id="117" w:name="X7548de01c63216ae2c34983402e04d23fe003ed"/>
+    <w:bookmarkEnd w:id="119"/>
+    <w:bookmarkStart w:id="120" w:name="X7548de01c63216ae2c34983402e04d23fe003ed"/>
     <w:p>
       <w:pPr>
         <w:pStyle w:val="Heading3"/>
@@ -17287,9 +17472,9 @@
         </w:pict>
       </w:r>
     </w:p>
-    <w:bookmarkEnd w:id="117"/>
-    <w:bookmarkEnd w:id="118"/>
-    <w:bookmarkStart w:id="129" w:name="the-exercise"/>
+    <w:bookmarkEnd w:id="120"/>
+    <w:bookmarkEnd w:id="121"/>
+    <w:bookmarkStart w:id="132" w:name="the-exercise"/>
     <w:p>
       <w:pPr>
         <w:pStyle w:val="Heading2"/>
@@ -17347,7 +17532,7 @@
         <w:t xml:space="preserve">.</w:t>
       </w:r>
     </w:p>
-    <w:bookmarkStart w:id="120" w:name="required-outcome"/>
+    <w:bookmarkStart w:id="123" w:name="required-outcome"/>
     <w:p>
       <w:pPr>
         <w:pStyle w:val="Heading3"/>
@@ -17602,7 +17787,7 @@
       <w:r>
         <w:t xml:space="preserve"> </w:t>
       </w:r>
-      <w:hyperlink r:id="rId119">
+      <w:hyperlink r:id="rId122">
         <w:r>
           <w:rPr>
             <w:rStyle w:val="Hyperlink"/>
@@ -17617,8 +17802,8 @@
         <w:t xml:space="preserve">remain green.</w:t>
       </w:r>
     </w:p>
-    <w:bookmarkEnd w:id="120"/>
-    <w:bookmarkStart w:id="122" w:name="X8bef0499c2fcacb1936593b77901f9689a8422f"/>
+    <w:bookmarkEnd w:id="123"/>
+    <w:bookmarkStart w:id="125" w:name="X8bef0499c2fcacb1936593b77901f9689a8422f"/>
     <w:p>
       <w:pPr>
         <w:pStyle w:val="Heading3"/>
@@ -17843,7 +18028,7 @@
       <w:r>
         <w:t xml:space="preserve"> </w:t>
       </w:r>
-      <w:hyperlink r:id="rId121">
+      <w:hyperlink r:id="rId124">
         <w:r>
           <w:rPr>
             <w:rStyle w:val="Hyperlink"/>
@@ -18198,8 +18383,8 @@
         <w:t xml:space="preserve">is a strong candidate. Discuss whether to also assert no infrastructure imports.</w:t>
       </w:r>
     </w:p>
-    <w:bookmarkEnd w:id="122"/>
-    <w:bookmarkStart w:id="123" w:name="X294871be2eed0b9e0eaf72c1a7bb0e7ba4e3374"/>
+    <w:bookmarkEnd w:id="125"/>
+    <w:bookmarkStart w:id="126" w:name="X294871be2eed0b9e0eaf72c1a7bb0e7ba4e3374"/>
     <w:p>
       <w:pPr>
         <w:pStyle w:val="Heading3"/>
@@ -18335,8 +18520,8 @@
         <w:t xml:space="preserve">infrastructure concern. The choice is itself a discussion point.</w:t>
       </w:r>
     </w:p>
-    <w:bookmarkEnd w:id="123"/>
-    <w:bookmarkStart w:id="124" w:name="suggested-event-shape"/>
+    <w:bookmarkEnd w:id="126"/>
+    <w:bookmarkStart w:id="127" w:name="suggested-event-shape"/>
     <w:p>
       <w:pPr>
         <w:pStyle w:val="Heading3"/>
@@ -19843,8 +20028,8 @@
         <w:t xml:space="preserve">is a deliberate open question. Defer the answer to the participants.</w:t>
       </w:r>
     </w:p>
-    <w:bookmarkEnd w:id="124"/>
-    <w:bookmarkStart w:id="125" w:name="suggested-publication-site"/>
+    <w:bookmarkEnd w:id="127"/>
+    <w:bookmarkStart w:id="128" w:name="suggested-publication-site"/>
     <w:p>
       <w:pPr>
         <w:pStyle w:val="Heading3"/>
@@ -20413,8 +20598,8 @@
         <w:t xml:space="preserve">constructor argument).</w:t>
       </w:r>
     </w:p>
-    <w:bookmarkEnd w:id="125"/>
-    <w:bookmarkStart w:id="126" w:name="suggested-consumer"/>
+    <w:bookmarkEnd w:id="128"/>
+    <w:bookmarkStart w:id="129" w:name="suggested-consumer"/>
     <w:p>
       <w:pPr>
         <w:pStyle w:val="Heading3"/>
@@ -21680,8 +21865,8 @@
         <w:t xml:space="preserve">the introduction of the listener, otherwise the integration tests will see two Transaction records per sale.</w:t>
       </w:r>
     </w:p>
-    <w:bookmarkEnd w:id="126"/>
-    <w:bookmarkStart w:id="128" w:name="suggested-testing"/>
+    <w:bookmarkEnd w:id="129"/>
+    <w:bookmarkStart w:id="131" w:name="suggested-testing"/>
     <w:p>
       <w:pPr>
         <w:pStyle w:val="Heading3"/>
@@ -21813,7 +21998,7 @@
       <w:r>
         <w:t xml:space="preserve">(</w:t>
       </w:r>
-      <w:hyperlink r:id="rId127">
+      <w:hyperlink r:id="rId130">
         <w:r>
           <w:rPr>
             <w:rStyle w:val="Hyperlink"/>
@@ -22077,9 +22262,9 @@
         </w:pict>
       </w:r>
     </w:p>
-    <w:bookmarkEnd w:id="128"/>
-    <w:bookmarkEnd w:id="129"/>
-    <w:bookmarkStart w:id="130" w:name="Xe7470032d74dfa5f8c0aa0810eba833c8eda09c"/>
+    <w:bookmarkEnd w:id="131"/>
+    <w:bookmarkEnd w:id="132"/>
+    <w:bookmarkStart w:id="133" w:name="Xe7470032d74dfa5f8c0aa0810eba833c8eda09c"/>
     <w:p>
       <w:pPr>
         <w:pStyle w:val="Heading2"/>
@@ -22580,8 +22765,8 @@
         </w:pict>
       </w:r>
     </w:p>
-    <w:bookmarkEnd w:id="130"/>
-    <w:bookmarkStart w:id="131" w:name="X8fe688b9bd488d09783833eb12a3bc2f72dc91f"/>
+    <w:bookmarkEnd w:id="133"/>
+    <w:bookmarkStart w:id="134" w:name="X8fe688b9bd488d09783833eb12a3bc2f72dc91f"/>
     <w:p>
       <w:pPr>
         <w:pStyle w:val="Heading2"/>
@@ -22929,8 +23114,8 @@
         </w:pict>
       </w:r>
     </w:p>
-    <w:bookmarkEnd w:id="131"/>
-    <w:bookmarkStart w:id="132" w:name="out-of-scope-deliberate"/>
+    <w:bookmarkEnd w:id="134"/>
+    <w:bookmarkStart w:id="135" w:name="out-of-scope-deliberate"/>
     <w:p>
       <w:pPr>
         <w:pStyle w:val="Heading2"/>
@@ -23120,8 +23305,8 @@
         </w:pict>
       </w:r>
     </w:p>
-    <w:bookmarkEnd w:id="132"/>
-    <w:bookmarkStart w:id="133" w:name="trade-offs-the-review-must-address"/>
+    <w:bookmarkEnd w:id="135"/>
+    <w:bookmarkStart w:id="136" w:name="trade-offs-the-review-must-address"/>
     <w:p>
       <w:pPr>
         <w:pStyle w:val="Heading2"/>
@@ -23498,8 +23683,8 @@
         </w:pict>
       </w:r>
     </w:p>
-    <w:bookmarkEnd w:id="133"/>
-    <w:bookmarkStart w:id="138" w:name="instructor-notes"/>
+    <w:bookmarkEnd w:id="136"/>
+    <w:bookmarkStart w:id="141" w:name="instructor-notes"/>
     <w:p>
       <w:pPr>
         <w:pStyle w:val="Heading2"/>
@@ -23508,7 +23693,7 @@
         <w:t xml:space="preserve">10. Instructor notes</w:t>
       </w:r>
     </w:p>
-    <w:bookmarkStart w:id="134" w:name="preparation"/>
+    <w:bookmarkStart w:id="137" w:name="preparation"/>
     <w:p>
       <w:pPr>
         <w:pStyle w:val="Heading3"/>
@@ -23585,8 +23770,8 @@
         <w:t xml:space="preserve">in front of you – participants will copy its structure for their own integration test.</w:t>
       </w:r>
     </w:p>
-    <w:bookmarkEnd w:id="134"/>
-    <w:bookmarkStart w:id="135" w:name="suggested-timing-half-day-session"/>
+    <w:bookmarkEnd w:id="137"/>
+    <w:bookmarkStart w:id="138" w:name="suggested-timing-half-day-session"/>
     <w:p>
       <w:pPr>
         <w:pStyle w:val="Heading3"/>
@@ -23848,8 +24033,8 @@
         </w:tc>
       </w:tr>
     </w:tbl>
-    <w:bookmarkEnd w:id="135"/>
-    <w:bookmarkStart w:id="136" w:name="what-to-look-for-during-the-review"/>
+    <w:bookmarkEnd w:id="138"/>
+    <w:bookmarkStart w:id="139" w:name="what-to-look-for-during-the-review"/>
     <w:p>
       <w:pPr>
         <w:pStyle w:val="Heading3"/>
@@ -24112,8 +24297,8 @@
         <w:t xml:space="preserve">property (a listener failure does not corrupt the publishing transaction).</w:t>
       </w:r>
     </w:p>
-    <w:bookmarkEnd w:id="136"/>
-    <w:bookmarkStart w:id="137" w:name="common-pitfalls"/>
+    <w:bookmarkEnd w:id="139"/>
+    <w:bookmarkStart w:id="140" w:name="common-pitfalls"/>
     <w:p>
       <w:pPr>
         <w:pStyle w:val="Heading3"/>
@@ -24388,9 +24573,9 @@
         </w:pict>
       </w:r>
     </w:p>
-    <w:bookmarkEnd w:id="137"/>
-    <w:bookmarkEnd w:id="138"/>
-    <w:bookmarkStart w:id="139" w:name="X8bd153cc74af0bdc9adf4f69bb891e194120d99"/>
+    <w:bookmarkEnd w:id="140"/>
+    <w:bookmarkEnd w:id="141"/>
+    <w:bookmarkStart w:id="142" w:name="X8bd153cc74af0bdc9adf4f69bb891e194120d99"/>
     <w:p>
       <w:pPr>
         <w:pStyle w:val="Heading2"/>
@@ -24638,8 +24823,8 @@
         </w:pict>
       </w:r>
     </w:p>
-    <w:bookmarkEnd w:id="139"/>
-    <w:bookmarkStart w:id="140" w:name="Xde91ef0eaa71c5ef37e2029b6eae23f53fca181"/>
+    <w:bookmarkEnd w:id="142"/>
+    <w:bookmarkStart w:id="143" w:name="Xde91ef0eaa71c5ef37e2029b6eae23f53fca181"/>
     <w:p>
       <w:pPr>
         <w:pStyle w:val="Heading2"/>
@@ -25024,9 +25209,9 @@
         <w:t xml:space="preserve">A submission that meets all twelve items demonstrates that the participant has internalised the canonical domain-event pattern and is ready to apply it elsewhere in HexaStock without supervision.</w:t>
       </w:r>
     </w:p>
-    <w:bookmarkEnd w:id="140"/>
-    <w:bookmarkEnd w:id="141"/>
-    <w:bookmarkStart w:id="158" w:name="instructor-guide-for-the-monday-session"/>
+    <w:bookmarkEnd w:id="143"/>
+    <w:bookmarkEnd w:id="144"/>
+    <w:bookmarkStart w:id="161" w:name="instructor-guide-for-the-monday-session"/>
     <w:p>
       <w:pPr>
         <w:pStyle w:val="Heading1"/>
@@ -25076,7 +25261,7 @@
         </w:pict>
       </w:r>
     </w:p>
-    <w:bookmarkStart w:id="142" w:name="session-objective"/>
+    <w:bookmarkStart w:id="145" w:name="session-objective"/>
     <w:p>
       <w:pPr>
         <w:pStyle w:val="Heading2"/>
@@ -25172,8 +25357,8 @@
         </w:pict>
       </w:r>
     </w:p>
-    <w:bookmarkEnd w:id="142"/>
-    <w:bookmarkStart w:id="143" w:name="X4c44eb849055788d9e773c1709127ba58014f4f"/>
+    <w:bookmarkEnd w:id="145"/>
+    <w:bookmarkStart w:id="146" w:name="X4c44eb849055788d9e773c1709127ba58014f4f"/>
     <w:p>
       <w:pPr>
         <w:pStyle w:val="Heading2"/>
@@ -25663,8 +25848,8 @@
         </w:pict>
       </w:r>
     </w:p>
-    <w:bookmarkEnd w:id="143"/>
-    <w:bookmarkStart w:id="150" w:name="recommended-flow"/>
+    <w:bookmarkEnd w:id="146"/>
+    <w:bookmarkStart w:id="153" w:name="recommended-flow"/>
     <w:p>
       <w:pPr>
         <w:pStyle w:val="Heading2"/>
@@ -25673,7 +25858,7 @@
         <w:t xml:space="preserve">3. Recommended flow</w:t>
       </w:r>
     </w:p>
-    <w:bookmarkStart w:id="144" w:name="X8c7551a4d69c7530b5e32b487519abc13b1f2ca"/>
+    <w:bookmarkStart w:id="147" w:name="X8c7551a4d69c7530b5e32b487519abc13b1f2ca"/>
     <w:p>
       <w:pPr>
         <w:pStyle w:val="Heading3"/>
@@ -25802,8 +25987,8 @@
         <w:t xml:space="preserve">cost of distribution.</w:t>
       </w:r>
     </w:p>
-    <w:bookmarkEnd w:id="144"/>
-    <w:bookmarkStart w:id="145" w:name="X9fb258d2ec9e369b4862b9499e9ce01b11e3b9a"/>
+    <w:bookmarkEnd w:id="147"/>
+    <w:bookmarkStart w:id="148" w:name="X9fb258d2ec9e369b4862b9499e9ce01b11e3b9a"/>
     <w:p>
       <w:pPr>
         <w:pStyle w:val="Heading3"/>
@@ -25891,8 +26076,8 @@
         <w:t xml:space="preserve">that the BC name is the second package segment in every Maven module.</w:t>
       </w:r>
     </w:p>
-    <w:bookmarkEnd w:id="145"/>
-    <w:bookmarkStart w:id="146" w:name="run-the-verification-tests-live"/>
+    <w:bookmarkEnd w:id="148"/>
+    <w:bookmarkStart w:id="149" w:name="run-the-verification-tests-live"/>
     <w:p>
       <w:pPr>
         <w:pStyle w:val="Heading3"/>
@@ -26087,8 +26272,8 @@
         <w:t xml:space="preserve">the single most memorable moment of the session.</w:t>
       </w:r>
     </w:p>
-    <w:bookmarkEnd w:id="146"/>
-    <w:bookmarkStart w:id="147" w:name="run-the-integration-test-as-the-demo"/>
+    <w:bookmarkEnd w:id="149"/>
+    <w:bookmarkStart w:id="150" w:name="run-the-integration-test-as-the-demo"/>
     <w:p>
       <w:pPr>
         <w:pStyle w:val="Heading3"/>
@@ -26187,8 +26372,8 @@
         <w:t xml:space="preserve">they just saw is indeed a real end-to-end exercise.</w:t>
       </w:r>
     </w:p>
-    <w:bookmarkEnd w:id="147"/>
-    <w:bookmarkStart w:id="148" w:name="X111d7bb864645babcb7633948a39db91d2d5801"/>
+    <w:bookmarkEnd w:id="150"/>
+    <w:bookmarkStart w:id="151" w:name="X111d7bb864645babcb7633948a39db91d2d5801"/>
     <w:p>
       <w:pPr>
         <w:pStyle w:val="Heading3"/>
@@ -26244,8 +26429,8 @@
         <w:t xml:space="preserve">asks you to trust, and (ii) at what team size each layout starts to pay off.</w:t>
       </w:r>
     </w:p>
-    <w:bookmarkEnd w:id="148"/>
-    <w:bookmarkStart w:id="149" w:name="set-up-the-exercise-before-the-break"/>
+    <w:bookmarkEnd w:id="151"/>
+    <w:bookmarkStart w:id="152" w:name="set-up-the-exercise-before-the-break"/>
     <w:p>
       <w:pPr>
         <w:pStyle w:val="Heading3"/>
@@ -26291,9 +26476,9 @@
         </w:pict>
       </w:r>
     </w:p>
-    <w:bookmarkEnd w:id="149"/>
-    <w:bookmarkEnd w:id="150"/>
-    <w:bookmarkStart w:id="151" w:name="Xc8205ffdd3a9c93af189ca56d0686c6a71f56e5"/>
+    <w:bookmarkEnd w:id="152"/>
+    <w:bookmarkEnd w:id="153"/>
+    <w:bookmarkStart w:id="154" w:name="Xc8205ffdd3a9c93af189ca56d0686c6a71f56e5"/>
     <w:p>
       <w:pPr>
         <w:pStyle w:val="Heading2"/>
@@ -26640,8 +26825,8 @@
         </w:pict>
       </w:r>
     </w:p>
-    <w:bookmarkEnd w:id="151"/>
-    <w:bookmarkStart w:id="152" w:name="demo-sequence-cut-and-keep-card"/>
+    <w:bookmarkEnd w:id="154"/>
+    <w:bookmarkStart w:id="155" w:name="demo-sequence-cut-and-keep-card"/>
     <w:p>
       <w:pPr>
         <w:pStyle w:val="Heading2"/>
@@ -26891,8 +27076,8 @@
         </w:pict>
       </w:r>
     </w:p>
-    <w:bookmarkEnd w:id="152"/>
-    <w:bookmarkStart w:id="153" w:name="discussion-prompts"/>
+    <w:bookmarkEnd w:id="155"/>
+    <w:bookmarkStart w:id="156" w:name="discussion-prompts"/>
     <w:p>
       <w:pPr>
         <w:pStyle w:val="Heading2"/>
@@ -27190,8 +27375,8 @@
         </w:pict>
       </w:r>
     </w:p>
-    <w:bookmarkEnd w:id="153"/>
-    <w:bookmarkStart w:id="154" w:name="Xc3c18cc76b3ee2ad8eafe558fd39f8030bfb06a"/>
+    <w:bookmarkEnd w:id="156"/>
+    <w:bookmarkStart w:id="157" w:name="Xc3c18cc76b3ee2ad8eafe558fd39f8030bfb06a"/>
     <w:p>
       <w:pPr>
         <w:pStyle w:val="Heading2"/>
@@ -27476,8 +27661,8 @@
         </w:pict>
       </w:r>
     </w:p>
-    <w:bookmarkEnd w:id="154"/>
-    <w:bookmarkStart w:id="155" w:name="X37544992fb690899424a0aec47f8160337162b9"/>
+    <w:bookmarkEnd w:id="157"/>
+    <w:bookmarkStart w:id="158" w:name="X37544992fb690899424a0aec47f8160337162b9"/>
     <w:p>
       <w:pPr>
         <w:pStyle w:val="Heading2"/>
@@ -27645,8 +27830,8 @@
         </w:pict>
       </w:r>
     </w:p>
-    <w:bookmarkEnd w:id="155"/>
-    <w:bookmarkStart w:id="156" w:name="suggested-exercise-flow-35-minutes"/>
+    <w:bookmarkEnd w:id="158"/>
+    <w:bookmarkStart w:id="159" w:name="suggested-exercise-flow-35-minutes"/>
     <w:p>
       <w:pPr>
         <w:pStyle w:val="Heading2"/>
@@ -27888,8 +28073,8 @@
         </w:pict>
       </w:r>
     </w:p>
-    <w:bookmarkEnd w:id="156"/>
-    <w:bookmarkStart w:id="157" w:name="wrap-up-points-last-five-minutes"/>
+    <w:bookmarkEnd w:id="159"/>
+    <w:bookmarkStart w:id="160" w:name="wrap-up-points-last-five-minutes"/>
     <w:p>
       <w:pPr>
         <w:pStyle w:val="Heading2"/>
@@ -28091,9 +28276,9 @@
         <w:t xml:space="preserve">will benefit from.</w:t>
       </w:r>
     </w:p>
-    <w:bookmarkEnd w:id="157"/>
-    <w:bookmarkEnd w:id="158"/>
-    <w:bookmarkStart w:id="192" w:name="slide-deck-specification-ai-feedable"/>
+    <w:bookmarkEnd w:id="160"/>
+    <w:bookmarkEnd w:id="161"/>
+    <w:bookmarkStart w:id="195" w:name="slide-deck-specification-ai-feedable"/>
     <w:p>
       <w:pPr>
         <w:pStyle w:val="Heading1"/>
@@ -28188,7 +28373,7 @@
       <w:r>
         <w:t xml:space="preserve"> </w:t>
       </w:r>
-      <w:hyperlink r:id="rId159">
+      <w:hyperlink r:id="rId162">
         <w:r>
           <w:rPr>
             <w:rStyle w:val="VerbatimChar"/>
@@ -28211,7 +28396,7 @@
       <w:r>
         <w:t xml:space="preserve"> </w:t>
       </w:r>
-      <w:hyperlink r:id="rId160">
+      <w:hyperlink r:id="rId163">
         <w:r>
           <w:rPr>
             <w:rStyle w:val="VerbatimChar"/>
@@ -28254,7 +28439,7 @@
         </w:pict>
       </w:r>
     </w:p>
-    <w:bookmarkStart w:id="161" w:name="how-to-feed-this-to-a-slide-generator"/>
+    <w:bookmarkStart w:id="164" w:name="how-to-feed-this-to-a-slide-generator"/>
     <w:p>
       <w:pPr>
         <w:pStyle w:val="Heading2"/>
@@ -28446,8 +28631,8 @@
         </w:pict>
       </w:r>
     </w:p>
-    <w:bookmarkEnd w:id="161"/>
-    <w:bookmarkStart w:id="162" w:name="slide-1"/>
+    <w:bookmarkEnd w:id="164"/>
+    <w:bookmarkStart w:id="165" w:name="slide-1"/>
     <w:p>
       <w:pPr>
         <w:pStyle w:val="Heading2"/>
@@ -28659,8 +28844,8 @@
         <w:t xml:space="preserve">2 min.</w:t>
       </w:r>
     </w:p>
-    <w:bookmarkEnd w:id="162"/>
-    <w:bookmarkStart w:id="163" w:name="slide-2"/>
+    <w:bookmarkEnd w:id="165"/>
+    <w:bookmarkStart w:id="166" w:name="slide-2"/>
     <w:p>
       <w:pPr>
         <w:pStyle w:val="Heading2"/>
@@ -28863,8 +29048,8 @@
         <w:t xml:space="preserve">2 min.</w:t>
       </w:r>
     </w:p>
-    <w:bookmarkEnd w:id="163"/>
-    <w:bookmarkStart w:id="164" w:name="slide-3"/>
+    <w:bookmarkEnd w:id="166"/>
+    <w:bookmarkStart w:id="167" w:name="slide-3"/>
     <w:p>
       <w:pPr>
         <w:pStyle w:val="Heading2"/>
@@ -29120,8 +29305,8 @@
         <w:t xml:space="preserve">3 min.</w:t>
       </w:r>
     </w:p>
-    <w:bookmarkEnd w:id="164"/>
-    <w:bookmarkStart w:id="165" w:name="slide-4"/>
+    <w:bookmarkEnd w:id="167"/>
+    <w:bookmarkStart w:id="168" w:name="slide-4"/>
     <w:p>
       <w:pPr>
         <w:pStyle w:val="Heading2"/>
@@ -29373,8 +29558,8 @@
         <w:t xml:space="preserve">2 min.</w:t>
       </w:r>
     </w:p>
-    <w:bookmarkEnd w:id="165"/>
-    <w:bookmarkStart w:id="166" w:name="slide-5"/>
+    <w:bookmarkEnd w:id="168"/>
+    <w:bookmarkStart w:id="169" w:name="slide-5"/>
     <w:p>
       <w:pPr>
         <w:pStyle w:val="Heading2"/>
@@ -29609,8 +29794,8 @@
         <w:t xml:space="preserve">3 min.</w:t>
       </w:r>
     </w:p>
-    <w:bookmarkEnd w:id="166"/>
-    <w:bookmarkStart w:id="167" w:name="slide-6"/>
+    <w:bookmarkEnd w:id="169"/>
+    <w:bookmarkStart w:id="170" w:name="slide-6"/>
     <w:p>
       <w:pPr>
         <w:pStyle w:val="Heading2"/>
@@ -29802,8 +29987,8 @@
         <w:t xml:space="preserve">3 min.</w:t>
       </w:r>
     </w:p>
-    <w:bookmarkEnd w:id="167"/>
-    <w:bookmarkStart w:id="168" w:name="slide-7"/>
+    <w:bookmarkEnd w:id="170"/>
+    <w:bookmarkStart w:id="171" w:name="slide-7"/>
     <w:p>
       <w:pPr>
         <w:pStyle w:val="Heading2"/>
@@ -30001,8 +30186,8 @@
         <w:t xml:space="preserve">3 min.</w:t>
       </w:r>
     </w:p>
-    <w:bookmarkEnd w:id="168"/>
-    <w:bookmarkStart w:id="169" w:name="slide-8"/>
+    <w:bookmarkEnd w:id="171"/>
+    <w:bookmarkStart w:id="172" w:name="slide-8"/>
     <w:p>
       <w:pPr>
         <w:pStyle w:val="Heading2"/>
@@ -30230,8 +30415,8 @@
         <w:t xml:space="preserve">3 min.</w:t>
       </w:r>
     </w:p>
-    <w:bookmarkEnd w:id="169"/>
-    <w:bookmarkStart w:id="170" w:name="slide-9"/>
+    <w:bookmarkEnd w:id="172"/>
+    <w:bookmarkStart w:id="173" w:name="slide-9"/>
     <w:p>
       <w:pPr>
         <w:pStyle w:val="Heading2"/>
@@ -30438,8 +30623,8 @@
         <w:t xml:space="preserve">3 min.</w:t>
       </w:r>
     </w:p>
-    <w:bookmarkEnd w:id="170"/>
-    <w:bookmarkStart w:id="171" w:name="slide-10"/>
+    <w:bookmarkEnd w:id="173"/>
+    <w:bookmarkStart w:id="174" w:name="slide-10"/>
     <w:p>
       <w:pPr>
         <w:pStyle w:val="Heading2"/>
@@ -30695,8 +30880,8 @@
         <w:t xml:space="preserve">3 min.</w:t>
       </w:r>
     </w:p>
-    <w:bookmarkEnd w:id="171"/>
-    <w:bookmarkStart w:id="172" w:name="slide-11"/>
+    <w:bookmarkEnd w:id="174"/>
+    <w:bookmarkStart w:id="175" w:name="slide-11"/>
     <w:p>
       <w:pPr>
         <w:pStyle w:val="Heading2"/>
@@ -30960,8 +31145,8 @@
         <w:t xml:space="preserve">2 min.</w:t>
       </w:r>
     </w:p>
-    <w:bookmarkEnd w:id="172"/>
-    <w:bookmarkStart w:id="173" w:name="slide-12"/>
+    <w:bookmarkEnd w:id="175"/>
+    <w:bookmarkStart w:id="176" w:name="slide-12"/>
     <w:p>
       <w:pPr>
         <w:pStyle w:val="Heading2"/>
@@ -31215,8 +31400,8 @@
         <w:t xml:space="preserve">3 min.</w:t>
       </w:r>
     </w:p>
-    <w:bookmarkEnd w:id="173"/>
-    <w:bookmarkStart w:id="174" w:name="slide-13"/>
+    <w:bookmarkEnd w:id="176"/>
+    <w:bookmarkStart w:id="177" w:name="slide-13"/>
     <w:p>
       <w:pPr>
         <w:pStyle w:val="Heading2"/>
@@ -31426,8 +31611,8 @@
         <w:t xml:space="preserve">3 min.</w:t>
       </w:r>
     </w:p>
-    <w:bookmarkEnd w:id="174"/>
-    <w:bookmarkStart w:id="175" w:name="slide-14"/>
+    <w:bookmarkEnd w:id="177"/>
+    <w:bookmarkStart w:id="178" w:name="slide-14"/>
     <w:p>
       <w:pPr>
         <w:pStyle w:val="Heading2"/>
@@ -31653,8 +31838,8 @@
         <w:t xml:space="preserve">5 min.</w:t>
       </w:r>
     </w:p>
-    <w:bookmarkEnd w:id="175"/>
-    <w:bookmarkStart w:id="176" w:name="slide-15"/>
+    <w:bookmarkEnd w:id="178"/>
+    <w:bookmarkStart w:id="179" w:name="slide-15"/>
     <w:p>
       <w:pPr>
         <w:pStyle w:val="Heading2"/>
@@ -31895,8 +32080,8 @@
         <w:t xml:space="preserve">4 min.</w:t>
       </w:r>
     </w:p>
-    <w:bookmarkEnd w:id="176"/>
-    <w:bookmarkStart w:id="177" w:name="slide-16"/>
+    <w:bookmarkEnd w:id="179"/>
+    <w:bookmarkStart w:id="180" w:name="slide-16"/>
     <w:p>
       <w:pPr>
         <w:pStyle w:val="Heading2"/>
@@ -32110,8 +32295,8 @@
         <w:t xml:space="preserve">2 min.</w:t>
       </w:r>
     </w:p>
-    <w:bookmarkEnd w:id="177"/>
-    <w:bookmarkStart w:id="178" w:name="slide-17"/>
+    <w:bookmarkEnd w:id="180"/>
+    <w:bookmarkStart w:id="181" w:name="slide-17"/>
     <w:p>
       <w:pPr>
         <w:pStyle w:val="Heading2"/>
@@ -32312,8 +32497,8 @@
         <w:t xml:space="preserve">3 min.</w:t>
       </w:r>
     </w:p>
-    <w:bookmarkEnd w:id="178"/>
-    <w:bookmarkStart w:id="179" w:name="slide-18"/>
+    <w:bookmarkEnd w:id="181"/>
+    <w:bookmarkStart w:id="182" w:name="slide-18"/>
     <w:p>
       <w:pPr>
         <w:pStyle w:val="Heading2"/>
@@ -32536,8 +32721,8 @@
         <w:t xml:space="preserve">3 min.</w:t>
       </w:r>
     </w:p>
-    <w:bookmarkEnd w:id="179"/>
-    <w:bookmarkStart w:id="180" w:name="slide-19"/>
+    <w:bookmarkEnd w:id="182"/>
+    <w:bookmarkStart w:id="183" w:name="slide-19"/>
     <w:p>
       <w:pPr>
         <w:pStyle w:val="Heading2"/>
@@ -32758,8 +32943,8 @@
         <w:t xml:space="preserve">3 min.</w:t>
       </w:r>
     </w:p>
-    <w:bookmarkEnd w:id="180"/>
-    <w:bookmarkStart w:id="181" w:name="slide-20"/>
+    <w:bookmarkEnd w:id="183"/>
+    <w:bookmarkStart w:id="184" w:name="slide-20"/>
     <w:p>
       <w:pPr>
         <w:pStyle w:val="Heading2"/>
@@ -33043,8 +33228,8 @@
         <w:t xml:space="preserve">3 min.</w:t>
       </w:r>
     </w:p>
-    <w:bookmarkEnd w:id="181"/>
-    <w:bookmarkStart w:id="182" w:name="slide-21"/>
+    <w:bookmarkEnd w:id="184"/>
+    <w:bookmarkStart w:id="185" w:name="slide-21"/>
     <w:p>
       <w:pPr>
         <w:pStyle w:val="Heading2"/>
@@ -33315,8 +33500,8 @@
         <w:t xml:space="preserve">3 min.</w:t>
       </w:r>
     </w:p>
-    <w:bookmarkEnd w:id="182"/>
-    <w:bookmarkStart w:id="183" w:name="slide-22"/>
+    <w:bookmarkEnd w:id="185"/>
+    <w:bookmarkStart w:id="186" w:name="slide-22"/>
     <w:p>
       <w:pPr>
         <w:pStyle w:val="Heading2"/>
@@ -33499,8 +33684,8 @@
         <w:t xml:space="preserve">3 min.</w:t>
       </w:r>
     </w:p>
-    <w:bookmarkEnd w:id="183"/>
-    <w:bookmarkStart w:id="184" w:name="slide-23"/>
+    <w:bookmarkEnd w:id="186"/>
+    <w:bookmarkStart w:id="187" w:name="slide-23"/>
     <w:p>
       <w:pPr>
         <w:pStyle w:val="Heading2"/>
@@ -33720,8 +33905,8 @@
         <w:t xml:space="preserve">3 min.</w:t>
       </w:r>
     </w:p>
-    <w:bookmarkEnd w:id="184"/>
-    <w:bookmarkStart w:id="185" w:name="slide-24"/>
+    <w:bookmarkEnd w:id="187"/>
+    <w:bookmarkStart w:id="188" w:name="slide-24"/>
     <w:p>
       <w:pPr>
         <w:pStyle w:val="Heading2"/>
@@ -33980,8 +34165,8 @@
         <w:t xml:space="preserve">1 min.</w:t>
       </w:r>
     </w:p>
-    <w:bookmarkEnd w:id="185"/>
-    <w:bookmarkStart w:id="186" w:name="slide-25"/>
+    <w:bookmarkEnd w:id="188"/>
+    <w:bookmarkStart w:id="189" w:name="slide-25"/>
     <w:p>
       <w:pPr>
         <w:pStyle w:val="Heading2"/>
@@ -34195,8 +34380,8 @@
         <w:t xml:space="preserve">2 min.</w:t>
       </w:r>
     </w:p>
-    <w:bookmarkEnd w:id="186"/>
-    <w:bookmarkStart w:id="187" w:name="slide-26"/>
+    <w:bookmarkEnd w:id="189"/>
+    <w:bookmarkStart w:id="190" w:name="slide-26"/>
     <w:p>
       <w:pPr>
         <w:pStyle w:val="Heading2"/>
@@ -34391,8 +34576,8 @@
         <w:t xml:space="preserve">2 min.</w:t>
       </w:r>
     </w:p>
-    <w:bookmarkEnd w:id="187"/>
-    <w:bookmarkStart w:id="188" w:name="slide-27"/>
+    <w:bookmarkEnd w:id="190"/>
+    <w:bookmarkStart w:id="191" w:name="slide-27"/>
     <w:p>
       <w:pPr>
         <w:pStyle w:val="Heading2"/>
@@ -34613,8 +34798,8 @@
         <w:t xml:space="preserve">3 min.</w:t>
       </w:r>
     </w:p>
-    <w:bookmarkEnd w:id="188"/>
-    <w:bookmarkStart w:id="190" w:name="slide-28"/>
+    <w:bookmarkEnd w:id="191"/>
+    <w:bookmarkStart w:id="193" w:name="slide-28"/>
     <w:p>
       <w:pPr>
         <w:pStyle w:val="Heading2"/>
@@ -34773,7 +34958,7 @@
           <w:numId w:val="1120"/>
         </w:numPr>
       </w:pPr>
-      <w:hyperlink r:id="rId189">
+      <w:hyperlink r:id="rId192">
         <w:r>
           <w:rPr>
             <w:rStyle w:val="Hyperlink"/>
@@ -34855,8 +35040,8 @@
         </w:pict>
       </w:r>
     </w:p>
-    <w:bookmarkEnd w:id="190"/>
-    <w:bookmarkStart w:id="191" w:name="notes-for-the-slide-generator"/>
+    <w:bookmarkEnd w:id="193"/>
+    <w:bookmarkStart w:id="194" w:name="notes-for-the-slide-generator"/>
     <w:p>
       <w:pPr>
         <w:pStyle w:val="Heading2"/>
@@ -34968,8 +35153,8 @@
         <w:t xml:space="preserve">.</w:t>
       </w:r>
     </w:p>
-    <w:bookmarkEnd w:id="191"/>
-    <w:bookmarkEnd w:id="192"/>
+    <w:bookmarkEnd w:id="194"/>
+    <w:bookmarkEnd w:id="195"/>
     <w:sectPr>
       <w:footnotePr>
         <w:numRestart w:val="eachSect"/>

--- a/doc/consultancy/monday-session/reading-edition/HexaStock-Consulting-Guide-Large-Print.docx
+++ b/doc/consultancy/monday-session/reading-edition/HexaStock-Consulting-Guide-Large-Print.docx
@@ -9813,7 +9813,35 @@
         <w:t xml:space="preserve"> </w:t>
       </w:r>
       <w:r>
-        <w:t xml:space="preserve">aggregate read path.</w:t>
+        <w:t xml:space="preserve">aggregate</w:t>
+      </w:r>
+      <w:r>
+        <w:t xml:space="preserve"> </w:t>
+      </w:r>
+      <w:r>
+        <w:rPr>
+          <w:b/>
+          <w:bCs/>
+        </w:rPr>
+        <w:t xml:space="preserve">write path</w:t>
+      </w:r>
+      <w:r>
+        <w:t xml:space="preserve"> </w:t>
+      </w:r>
+      <w:r>
+        <w:t xml:space="preserve">(which loads the full</w:t>
+      </w:r>
+      <w:r>
+        <w:t xml:space="preserve"> </w:t>
+      </w:r>
+      <w:r>
+        <w:t xml:space="preserve">aggregate in order to mutate it). The sentinel never loads the aggregate;</w:t>
+      </w:r>
+      <w:r>
+        <w:t xml:space="preserve"> </w:t>
+      </w:r>
+      <w:r>
+        <w:t xml:space="preserve">the controller only loads it on write commands.</w:t>
       </w:r>
     </w:p>
     <w:p>
